--- a/MR/SpinEnsembleDemo/nmr_relaxation_summary.docx
+++ b/MR/SpinEnsembleDemo/nmr_relaxation_summary.docx
@@ -1588,7 +1588,7 @@
           <w:sz w:val="22"/>
           <w:szCs w:val="22"/>
         </w:rPr>
-        <w:t xml:space="preserve">For anyone who wants to go further than these three figures, the repository's `tutorials/tutorial1_equilibrium.m` walks through the Section 2/4 material as a runnable MATLAB Live Script, and `s_SpinsToBulkM.m` has worked cells for precession, pulses, T1, T2, T2∗, the spin echo, and a BOLD-contrast demonstration that extends the T1-weighting point in the footnote above to T2∗-weighting — directly relevant groundwork for an fMRI course.</w:t>
+        <w:t xml:space="preserve">For anyone who wants to go further than these three figures, the repository's `tutorials/tutorial1_equilibrium.m` walks through the Section 2/4 material as a runnable MATLAB Live Script, and `s_NMRWorkedExamples.m` has worked cells for precession, pulses, T1, T2, T2∗, the spin echo, and a BOLD-contrast demonstration that extends the T1-weighting point in the footnote above to T2∗-weighting — directly relevant groundwork for an fMRI course.</w:t>
       </w:r>
     </w:p>
     <w:p>
